--- a/final-news-project/misc/Final News Project Link.docx
+++ b/final-news-project/misc/Final News Project Link.docx
@@ -13,31 +13,7 @@
           <w:rPr>
             <w:rStyle w:val="Hyperlink"/>
           </w:rPr>
-          <w:t>https://clfrock.github.io/christian-frock-jour652/</w:t>
-        </w:r>
-        <w:r>
-          <w:rPr>
-            <w:rStyle w:val="Hyperlink"/>
-          </w:rPr>
-          <w:t>final-</w:t>
-        </w:r>
-        <w:r>
-          <w:rPr>
-            <w:rStyle w:val="Hyperlink"/>
-          </w:rPr>
-          <w:t>n</w:t>
-        </w:r>
-        <w:r>
-          <w:rPr>
-            <w:rStyle w:val="Hyperlink"/>
-          </w:rPr>
-          <w:t>ews-project</w:t>
-        </w:r>
-        <w:r>
-          <w:rPr>
-            <w:rStyle w:val="Hyperlink"/>
-          </w:rPr>
-          <w:t>/index.html</w:t>
+          <w:t>https://clfrock.github.io/christian-frock-jour652/final-news-project/index.html</w:t>
         </w:r>
       </w:hyperlink>
     </w:p>
@@ -47,19 +23,7 @@
           <w:rPr>
             <w:rStyle w:val="Hyperlink"/>
           </w:rPr>
-          <w:t>https://clfrock.github.io/christian-frock-jour652/</w:t>
-        </w:r>
-        <w:r>
-          <w:rPr>
-            <w:rStyle w:val="Hyperlink"/>
-          </w:rPr>
-          <w:t>midterm</w:t>
-        </w:r>
-        <w:r>
-          <w:rPr>
-            <w:rStyle w:val="Hyperlink"/>
-          </w:rPr>
-          <w:t>/index.html</w:t>
+          <w:t>https://clfrock.github.io/christian-frock-jour652/midterm/index.html</w:t>
         </w:r>
       </w:hyperlink>
     </w:p>
